--- a/Assignment_06.docx
+++ b/Assignment_06.docx
@@ -110,10 +110,7 @@
     <w:p/>
     <w:p>
       <w:r>
-        <w:t>NON-</w:t>
-      </w:r>
-      <w:r>
-        <w:t>RECURRING</w:t>
+        <w:t>NON-RECURRING</w:t>
       </w:r>
     </w:p>
     <w:p>
@@ -140,31 +137,7 @@
           <w:sz w:val="24"/>
           <w:szCs w:val="24"/>
         </w:rPr>
-        <w:t xml:space="preserve">Step </w:t>
-      </w:r>
-      <w:r>
-        <w:rPr>
-          <w:rFonts w:eastAsia="Times New Roman" w:cstheme="majorHAnsi"/>
-          <w:sz w:val="24"/>
-          <w:szCs w:val="24"/>
-        </w:rPr>
-        <w:t>2</w:t>
-      </w:r>
-      <w:r>
-        <w:rPr>
-          <w:rFonts w:eastAsia="Times New Roman" w:cstheme="majorHAnsi"/>
-          <w:sz w:val="24"/>
-          <w:szCs w:val="24"/>
-        </w:rPr>
-        <w:t>:</w:t>
-      </w:r>
-      <w:r>
-        <w:rPr>
-          <w:rFonts w:eastAsia="Times New Roman" w:cstheme="majorHAnsi"/>
-          <w:sz w:val="24"/>
-          <w:szCs w:val="24"/>
-        </w:rPr>
-        <w:t xml:space="preserve"> Initialize value and fact as 1</w:t>
+        <w:t>Step 2: Initialize value and fact as 1</w:t>
       </w:r>
     </w:p>
     <w:p>
@@ -174,49 +147,7 @@
           <w:sz w:val="24"/>
           <w:szCs w:val="24"/>
         </w:rPr>
-        <w:t xml:space="preserve">Step </w:t>
-      </w:r>
-      <w:r>
-        <w:rPr>
-          <w:rFonts w:eastAsia="Times New Roman" w:cstheme="majorHAnsi"/>
-          <w:sz w:val="24"/>
-          <w:szCs w:val="24"/>
-        </w:rPr>
-        <w:t>3</w:t>
-      </w:r>
-      <w:r>
-        <w:rPr>
-          <w:rFonts w:eastAsia="Times New Roman" w:cstheme="majorHAnsi"/>
-          <w:sz w:val="24"/>
-          <w:szCs w:val="24"/>
-        </w:rPr>
-        <w:t>:</w:t>
-      </w:r>
-      <w:r>
-        <w:rPr>
-          <w:rFonts w:eastAsia="Times New Roman" w:cstheme="majorHAnsi"/>
-          <w:sz w:val="24"/>
-          <w:szCs w:val="24"/>
-        </w:rPr>
-        <w:t xml:space="preserve"> Start loop </w:t>
-      </w:r>
-      <w:proofErr w:type="spellStart"/>
-      <w:r>
-        <w:rPr>
-          <w:rFonts w:eastAsia="Times New Roman" w:cstheme="majorHAnsi"/>
-          <w:sz w:val="24"/>
-          <w:szCs w:val="24"/>
-        </w:rPr>
-        <w:t>i</w:t>
-      </w:r>
-      <w:proofErr w:type="spellEnd"/>
-      <w:r>
-        <w:rPr>
-          <w:rFonts w:eastAsia="Times New Roman" w:cstheme="majorHAnsi"/>
-          <w:sz w:val="24"/>
-          <w:szCs w:val="24"/>
-        </w:rPr>
-        <w:t xml:space="preserve"> = 1 up to value</w:t>
+        <w:t>Step 3: Start loop i = 1 up to value</w:t>
       </w:r>
     </w:p>
     <w:p>
@@ -226,31 +157,7 @@
           <w:sz w:val="24"/>
           <w:szCs w:val="24"/>
         </w:rPr>
-        <w:t xml:space="preserve">Step </w:t>
-      </w:r>
-      <w:r>
-        <w:rPr>
-          <w:rFonts w:eastAsia="Times New Roman" w:cstheme="majorHAnsi"/>
-          <w:sz w:val="24"/>
-          <w:szCs w:val="24"/>
-        </w:rPr>
-        <w:t>4</w:t>
-      </w:r>
-      <w:r>
-        <w:rPr>
-          <w:rFonts w:eastAsia="Times New Roman" w:cstheme="majorHAnsi"/>
-          <w:sz w:val="24"/>
-          <w:szCs w:val="24"/>
-        </w:rPr>
-        <w:t>:</w:t>
-      </w:r>
-      <w:r>
-        <w:rPr>
-          <w:rFonts w:eastAsia="Times New Roman" w:cstheme="majorHAnsi"/>
-          <w:sz w:val="24"/>
-          <w:szCs w:val="24"/>
-        </w:rPr>
-        <w:t xml:space="preserve"> </w:t>
+        <w:t xml:space="preserve">Step 4: </w:t>
       </w:r>
       <w:r>
         <w:rPr>
@@ -274,18 +181,8 @@
           <w:sz w:val="24"/>
           <w:szCs w:val="24"/>
         </w:rPr>
-        <w:t xml:space="preserve">fact = fact * </w:t>
+        <w:t>fact = fact * i</w:t>
       </w:r>
-      <w:proofErr w:type="spellStart"/>
-      <w:r>
-        <w:rPr>
-          <w:rFonts w:eastAsia="Times New Roman" w:cstheme="majorHAnsi"/>
-          <w:sz w:val="24"/>
-          <w:szCs w:val="24"/>
-        </w:rPr>
-        <w:t>i</w:t>
-      </w:r>
-      <w:proofErr w:type="spellEnd"/>
       <w:r>
         <w:rPr>
           <w:rFonts w:eastAsia="Times New Roman" w:cstheme="majorHAnsi"/>
@@ -302,31 +199,7 @@
           <w:sz w:val="24"/>
           <w:szCs w:val="24"/>
         </w:rPr>
-        <w:t xml:space="preserve">Step </w:t>
-      </w:r>
-      <w:r>
-        <w:rPr>
-          <w:rFonts w:eastAsia="Times New Roman" w:cstheme="majorHAnsi"/>
-          <w:sz w:val="24"/>
-          <w:szCs w:val="24"/>
-        </w:rPr>
-        <w:t>5</w:t>
-      </w:r>
-      <w:r>
-        <w:rPr>
-          <w:rFonts w:eastAsia="Times New Roman" w:cstheme="majorHAnsi"/>
-          <w:sz w:val="24"/>
-          <w:szCs w:val="24"/>
-        </w:rPr>
-        <w:t>:</w:t>
-      </w:r>
-      <w:r>
-        <w:rPr>
-          <w:rFonts w:eastAsia="Times New Roman" w:cstheme="majorHAnsi"/>
-          <w:sz w:val="24"/>
-          <w:szCs w:val="24"/>
-        </w:rPr>
-        <w:t xml:space="preserve"> </w:t>
+        <w:t xml:space="preserve">Step 5: </w:t>
       </w:r>
       <w:r>
         <w:rPr>
@@ -344,31 +217,7 @@
           <w:sz w:val="24"/>
           <w:szCs w:val="24"/>
         </w:rPr>
-        <w:t xml:space="preserve">Step </w:t>
-      </w:r>
-      <w:r>
-        <w:rPr>
-          <w:rFonts w:eastAsia="Times New Roman" w:cstheme="majorHAnsi"/>
-          <w:sz w:val="24"/>
-          <w:szCs w:val="24"/>
-        </w:rPr>
-        <w:t>6</w:t>
-      </w:r>
-      <w:r>
-        <w:rPr>
-          <w:rFonts w:eastAsia="Times New Roman" w:cstheme="majorHAnsi"/>
-          <w:sz w:val="24"/>
-          <w:szCs w:val="24"/>
-        </w:rPr>
-        <w:t>:</w:t>
-      </w:r>
-      <w:r>
-        <w:rPr>
-          <w:rFonts w:eastAsia="Times New Roman" w:cstheme="majorHAnsi"/>
-          <w:sz w:val="24"/>
-          <w:szCs w:val="24"/>
-        </w:rPr>
-        <w:t xml:space="preserve"> </w:t>
+        <w:t xml:space="preserve">Step 6: </w:t>
       </w:r>
       <w:r>
         <w:rPr>
@@ -386,31 +235,7 @@
           <w:sz w:val="24"/>
           <w:szCs w:val="24"/>
         </w:rPr>
-        <w:t xml:space="preserve">Step </w:t>
-      </w:r>
-      <w:r>
-        <w:rPr>
-          <w:rFonts w:eastAsia="Times New Roman" w:cstheme="majorHAnsi"/>
-          <w:sz w:val="24"/>
-          <w:szCs w:val="24"/>
-        </w:rPr>
-        <w:t>7</w:t>
-      </w:r>
-      <w:r>
-        <w:rPr>
-          <w:rFonts w:eastAsia="Times New Roman" w:cstheme="majorHAnsi"/>
-          <w:sz w:val="24"/>
-          <w:szCs w:val="24"/>
-        </w:rPr>
-        <w:t>:</w:t>
-      </w:r>
-      <w:r>
-        <w:rPr>
-          <w:rFonts w:eastAsia="Times New Roman" w:cstheme="majorHAnsi"/>
-          <w:sz w:val="24"/>
-          <w:szCs w:val="24"/>
-        </w:rPr>
-        <w:t xml:space="preserve"> STOP</w:t>
+        <w:t>Step 7: STOP</w:t>
       </w:r>
     </w:p>
     <w:p/>
@@ -426,15 +251,7 @@
           <w:sz w:val="24"/>
           <w:szCs w:val="24"/>
         </w:rPr>
-        <w:t>Step 1:</w:t>
-      </w:r>
-      <w:r>
-        <w:rPr>
-          <w:rFonts w:eastAsia="Times New Roman" w:cstheme="majorHAnsi"/>
-          <w:sz w:val="24"/>
-          <w:szCs w:val="24"/>
-        </w:rPr>
-        <w:t xml:space="preserve"> START</w:t>
+        <w:t>Step 1: START</w:t>
       </w:r>
     </w:p>
     <w:p>
@@ -444,23 +261,7 @@
           <w:sz w:val="24"/>
           <w:szCs w:val="24"/>
         </w:rPr>
-        <w:t xml:space="preserve">Step </w:t>
-      </w:r>
-      <w:r>
-        <w:rPr>
-          <w:rFonts w:eastAsia="Times New Roman" w:cstheme="majorHAnsi"/>
-          <w:sz w:val="24"/>
-          <w:szCs w:val="24"/>
-        </w:rPr>
-        <w:t>2</w:t>
-      </w:r>
-      <w:r>
-        <w:rPr>
-          <w:rFonts w:eastAsia="Times New Roman" w:cstheme="majorHAnsi"/>
-          <w:sz w:val="24"/>
-          <w:szCs w:val="24"/>
-        </w:rPr>
-        <w:t>:</w:t>
+        <w:t>Step 2:</w:t>
       </w:r>
       <w:r>
         <w:rPr>
@@ -478,23 +279,7 @@
           <w:sz w:val="24"/>
           <w:szCs w:val="24"/>
         </w:rPr>
-        <w:t xml:space="preserve">Step </w:t>
-      </w:r>
-      <w:r>
-        <w:rPr>
-          <w:rFonts w:eastAsia="Times New Roman" w:cstheme="majorHAnsi"/>
-          <w:sz w:val="24"/>
-          <w:szCs w:val="24"/>
-        </w:rPr>
-        <w:t>3</w:t>
-      </w:r>
-      <w:r>
-        <w:rPr>
-          <w:rFonts w:eastAsia="Times New Roman" w:cstheme="majorHAnsi"/>
-          <w:sz w:val="24"/>
-          <w:szCs w:val="24"/>
-        </w:rPr>
-        <w:t>:</w:t>
+        <w:t>Step 3:</w:t>
       </w:r>
       <w:r>
         <w:rPr>
@@ -512,23 +297,7 @@
           <w:sz w:val="24"/>
           <w:szCs w:val="24"/>
         </w:rPr>
-        <w:t xml:space="preserve">Step </w:t>
-      </w:r>
-      <w:r>
-        <w:rPr>
-          <w:rFonts w:eastAsia="Times New Roman" w:cstheme="majorHAnsi"/>
-          <w:sz w:val="24"/>
-          <w:szCs w:val="24"/>
-        </w:rPr>
-        <w:t>4</w:t>
-      </w:r>
-      <w:r>
-        <w:rPr>
-          <w:rFonts w:eastAsia="Times New Roman" w:cstheme="majorHAnsi"/>
-          <w:sz w:val="24"/>
-          <w:szCs w:val="24"/>
-        </w:rPr>
-        <w:t>:</w:t>
+        <w:t>Step 4:</w:t>
       </w:r>
       <w:r>
         <w:rPr>
@@ -546,23 +315,7 @@
           <w:sz w:val="24"/>
           <w:szCs w:val="24"/>
         </w:rPr>
-        <w:t xml:space="preserve">Step </w:t>
-      </w:r>
-      <w:r>
-        <w:rPr>
-          <w:rFonts w:eastAsia="Times New Roman" w:cstheme="majorHAnsi"/>
-          <w:sz w:val="24"/>
-          <w:szCs w:val="24"/>
-        </w:rPr>
-        <w:t>5</w:t>
-      </w:r>
-      <w:r>
-        <w:rPr>
-          <w:rFonts w:eastAsia="Times New Roman" w:cstheme="majorHAnsi"/>
-          <w:sz w:val="24"/>
-          <w:szCs w:val="24"/>
-        </w:rPr>
-        <w:t>:</w:t>
+        <w:t>Step 5:</w:t>
       </w:r>
       <w:r>
         <w:rPr>
@@ -580,23 +333,7 @@
           <w:sz w:val="24"/>
           <w:szCs w:val="24"/>
         </w:rPr>
-        <w:t xml:space="preserve">Step </w:t>
-      </w:r>
-      <w:r>
-        <w:rPr>
-          <w:rFonts w:eastAsia="Times New Roman" w:cstheme="majorHAnsi"/>
-          <w:sz w:val="24"/>
-          <w:szCs w:val="24"/>
-        </w:rPr>
-        <w:t>6</w:t>
-      </w:r>
-      <w:r>
-        <w:rPr>
-          <w:rFonts w:eastAsia="Times New Roman" w:cstheme="majorHAnsi"/>
-          <w:sz w:val="24"/>
-          <w:szCs w:val="24"/>
-        </w:rPr>
-        <w:t>:</w:t>
+        <w:t>Step 6:</w:t>
       </w:r>
       <w:r>
         <w:rPr>
@@ -615,31 +352,7 @@
           <w:szCs w:val="24"/>
         </w:rPr>
         <w:lastRenderedPageBreak/>
-        <w:t xml:space="preserve">Step </w:t>
-      </w:r>
-      <w:r>
-        <w:rPr>
-          <w:rFonts w:eastAsia="Times New Roman" w:cstheme="majorHAnsi"/>
-          <w:sz w:val="24"/>
-          <w:szCs w:val="24"/>
-        </w:rPr>
-        <w:t>7</w:t>
-      </w:r>
-      <w:r>
-        <w:rPr>
-          <w:rFonts w:eastAsia="Times New Roman" w:cstheme="majorHAnsi"/>
-          <w:sz w:val="24"/>
-          <w:szCs w:val="24"/>
-        </w:rPr>
-        <w:t>:</w:t>
-      </w:r>
-      <w:r>
-        <w:rPr>
-          <w:rFonts w:eastAsia="Times New Roman" w:cstheme="majorHAnsi"/>
-          <w:sz w:val="24"/>
-          <w:szCs w:val="24"/>
-        </w:rPr>
-        <w:t xml:space="preserve"> STOP</w:t>
+        <w:t>Step 7: STOP</w:t>
       </w:r>
     </w:p>
     <w:p/>
@@ -651,7 +364,45 @@
         <w:t>INPUT:</w:t>
       </w:r>
     </w:p>
-    <w:p/>
+    <w:p>
+      <w:r>
+        <w:drawing>
+          <wp:inline distT="0" distB="0" distL="0" distR="0" wp14:anchorId="14DCFFC3" wp14:editId="7D4C9F0C">
+            <wp:extent cx="2172003" cy="171474"/>
+            <wp:effectExtent l="0" t="0" r="0" b="0"/>
+            <wp:docPr id="43500231" name="Picture 1"/>
+            <wp:cNvGraphicFramePr>
+              <a:graphicFrameLocks xmlns:a="http://schemas.openxmlformats.org/drawingml/2006/main" noChangeAspect="1"/>
+            </wp:cNvGraphicFramePr>
+            <a:graphic xmlns:a="http://schemas.openxmlformats.org/drawingml/2006/main">
+              <a:graphicData uri="http://schemas.openxmlformats.org/drawingml/2006/picture">
+                <pic:pic xmlns:pic="http://schemas.openxmlformats.org/drawingml/2006/picture">
+                  <pic:nvPicPr>
+                    <pic:cNvPr id="43500231" name=""/>
+                    <pic:cNvPicPr/>
+                  </pic:nvPicPr>
+                  <pic:blipFill>
+                    <a:blip r:embed="rId7"/>
+                    <a:stretch>
+                      <a:fillRect/>
+                    </a:stretch>
+                  </pic:blipFill>
+                  <pic:spPr>
+                    <a:xfrm>
+                      <a:off x="0" y="0"/>
+                      <a:ext cx="2172003" cy="171474"/>
+                    </a:xfrm>
+                    <a:prstGeom prst="rect">
+                      <a:avLst/>
+                    </a:prstGeom>
+                  </pic:spPr>
+                </pic:pic>
+              </a:graphicData>
+            </a:graphic>
+          </wp:inline>
+        </w:drawing>
+      </w:r>
+    </w:p>
     <w:p>
       <w:pPr>
         <w:pStyle w:val="Heading2"/>
@@ -661,7 +412,45 @@
       </w:r>
     </w:p>
     <w:p/>
-    <w:p/>
+    <w:p>
+      <w:r>
+        <w:drawing>
+          <wp:inline distT="0" distB="0" distL="0" distR="0" wp14:anchorId="6535E35D" wp14:editId="5F606603">
+            <wp:extent cx="809738" cy="409632"/>
+            <wp:effectExtent l="0" t="0" r="9525" b="9525"/>
+            <wp:docPr id="1265324767" name="Picture 1"/>
+            <wp:cNvGraphicFramePr>
+              <a:graphicFrameLocks xmlns:a="http://schemas.openxmlformats.org/drawingml/2006/main" noChangeAspect="1"/>
+            </wp:cNvGraphicFramePr>
+            <a:graphic xmlns:a="http://schemas.openxmlformats.org/drawingml/2006/main">
+              <a:graphicData uri="http://schemas.openxmlformats.org/drawingml/2006/picture">
+                <pic:pic xmlns:pic="http://schemas.openxmlformats.org/drawingml/2006/picture">
+                  <pic:nvPicPr>
+                    <pic:cNvPr id="1265324767" name=""/>
+                    <pic:cNvPicPr/>
+                  </pic:nvPicPr>
+                  <pic:blipFill>
+                    <a:blip r:embed="rId8"/>
+                    <a:stretch>
+                      <a:fillRect/>
+                    </a:stretch>
+                  </pic:blipFill>
+                  <pic:spPr>
+                    <a:xfrm>
+                      <a:off x="0" y="0"/>
+                      <a:ext cx="809738" cy="409632"/>
+                    </a:xfrm>
+                    <a:prstGeom prst="rect">
+                      <a:avLst/>
+                    </a:prstGeom>
+                  </pic:spPr>
+                </pic:pic>
+              </a:graphicData>
+            </a:graphic>
+          </wp:inline>
+        </w:drawing>
+      </w:r>
+    </w:p>
     <w:sectPr>
       <w:pgSz w:w="12240" w:h="15840"/>
       <w:pgMar w:top="1440" w:right="1800" w:bottom="1440" w:left="1800" w:header="720" w:footer="720" w:gutter="0"/>
